--- a/CA3_Technical_Report.docx
+++ b/CA3_Technical_Report.docx
@@ -87,6 +87,8 @@
           <w:sz w:val="22"/>
         </w:rPr>
         <w:t>Submitted by: Aryan Gawande</w:t>
+        <w:br/>
+        <w:t>PRN: 24070126223</w:t>
         <w:br/>
         <w:t>Domain: Education &amp; Career Development</w:t>
         <w:br/>
